--- a/projects/research-notes/for-word/04-Data-Lineage.docx
+++ b/projects/research-notes/for-word/04-Data-Lineage.docx
@@ -11,7 +11,6 @@
       </w:r>
     </w:p>
     <w:p>
-      <w:r/>
       <w:r>
         <w:rPr>
           <w:b/>
@@ -23,7 +22,6 @@
       </w:r>
     </w:p>
     <w:p>
-      <w:r/>
       <w:r>
         <w:rPr>
           <w:b/>
@@ -201,7 +199,6 @@
       </w:r>
     </w:p>
     <w:p>
-      <w:r/>
       <w:r>
         <w:rPr>
           <w:b/>
@@ -209,11 +206,17 @@
         <w:t>Input:</w:t>
       </w:r>
       <w:r>
-        <w:t xml:space="preserve"> `gid://shopify/Order/123456789`</w:t>
+        <w:t xml:space="preserve"> </w:t>
+      </w:r>
+      <w:r>
+        <w:rPr>
+          <w:rFonts w:ascii="Consolas" w:hAnsi="Consolas"/>
+          <w:sz w:val="20"/>
+        </w:rPr>
+        <w:t>gid://shopify/Order/123456789</w:t>
       </w:r>
     </w:p>
     <w:p>
-      <w:r/>
       <w:r>
         <w:rPr>
           <w:b/>
@@ -221,18 +224,23 @@
         <w:t>Output:</w:t>
       </w:r>
       <w:r>
-        <w:t xml:space="preserve"> `123456789`</w:t>
+        <w:t xml:space="preserve"> </w:t>
+      </w:r>
+      <w:r>
+        <w:rPr>
+          <w:rFonts w:ascii="Consolas" w:hAnsi="Consolas"/>
+          <w:sz w:val="20"/>
+        </w:rPr>
+        <w:t>123456789</w:t>
       </w:r>
     </w:p>
     <w:p>
-      <w:r/>
       <w:r>
         <w:rPr>
           <w:b/>
         </w:rPr>
         <w:t>SQL:</w:t>
       </w:r>
-      <w:r/>
     </w:p>
     <w:p>
       <w:pPr>
@@ -265,7 +273,6 @@
       </w:r>
     </w:p>
     <w:p>
-      <w:r/>
       <w:r>
         <w:rPr>
           <w:b/>
@@ -273,11 +280,17 @@
         <w:t>Input:</w:t>
       </w:r>
       <w:r>
-        <w:t xml:space="preserve"> `2026-02-04T14:30:00Z`</w:t>
+        <w:t xml:space="preserve"> </w:t>
+      </w:r>
+      <w:r>
+        <w:rPr>
+          <w:rFonts w:ascii="Consolas" w:hAnsi="Consolas"/>
+          <w:sz w:val="20"/>
+        </w:rPr>
+        <w:t>2026-02-04T14:30:00Z</w:t>
       </w:r>
     </w:p>
     <w:p>
-      <w:r/>
       <w:r>
         <w:rPr>
           <w:b/>
@@ -285,18 +298,23 @@
         <w:t>Output:</w:t>
       </w:r>
       <w:r>
-        <w:t xml:space="preserve"> `20260204`</w:t>
+        <w:t xml:space="preserve"> </w:t>
+      </w:r>
+      <w:r>
+        <w:rPr>
+          <w:rFonts w:ascii="Consolas" w:hAnsi="Consolas"/>
+          <w:sz w:val="20"/>
+        </w:rPr>
+        <w:t>20260204</w:t>
       </w:r>
     </w:p>
     <w:p>
-      <w:r/>
       <w:r>
         <w:rPr>
           <w:b/>
         </w:rPr>
         <w:t>SQL:</w:t>
       </w:r>
-      <w:r/>
     </w:p>
     <w:p>
       <w:pPr>
@@ -329,7 +347,6 @@
       </w:r>
     </w:p>
     <w:p>
-      <w:r/>
       <w:r>
         <w:rPr>
           <w:b/>
@@ -337,11 +354,17 @@
         <w:t>Input:</w:t>
       </w:r>
       <w:r>
-        <w:t xml:space="preserve"> `2026-02-04T14:30:00Z`</w:t>
+        <w:t xml:space="preserve"> </w:t>
+      </w:r>
+      <w:r>
+        <w:rPr>
+          <w:rFonts w:ascii="Consolas" w:hAnsi="Consolas"/>
+          <w:sz w:val="20"/>
+        </w:rPr>
+        <w:t>2026-02-04T14:30:00Z</w:t>
       </w:r>
     </w:p>
     <w:p>
-      <w:r/>
       <w:r>
         <w:rPr>
           <w:b/>
@@ -349,18 +372,23 @@
         <w:t>Output:</w:t>
       </w:r>
       <w:r>
-        <w:t xml:space="preserve"> `14`</w:t>
+        <w:t xml:space="preserve"> </w:t>
+      </w:r>
+      <w:r>
+        <w:rPr>
+          <w:rFonts w:ascii="Consolas" w:hAnsi="Consolas"/>
+          <w:sz w:val="20"/>
+        </w:rPr>
+        <w:t>14</w:t>
       </w:r>
     </w:p>
     <w:p>
-      <w:r/>
       <w:r>
         <w:rPr>
           <w:b/>
         </w:rPr>
         <w:t>SQL:</w:t>
       </w:r>
-      <w:r/>
     </w:p>
     <w:p>
       <w:pPr>
@@ -393,14 +421,12 @@
       </w:r>
     </w:p>
     <w:p>
-      <w:r/>
       <w:r>
         <w:rPr>
           <w:b/>
         </w:rPr>
         <w:t>Input:</w:t>
       </w:r>
-      <w:r/>
     </w:p>
     <w:p>
       <w:pPr>
@@ -425,7 +451,6 @@
       </w:r>
     </w:p>
     <w:p>
-      <w:r/>
       <w:r>
         <w:rPr>
           <w:b/>
@@ -433,18 +458,26 @@
         <w:t>Output:</w:t>
       </w:r>
       <w:r>
-        <w:t xml:space="preserve"> `199.99` (DECIMAL)</w:t>
+        <w:t xml:space="preserve"> </w:t>
+      </w:r>
+      <w:r>
+        <w:rPr>
+          <w:rFonts w:ascii="Consolas" w:hAnsi="Consolas"/>
+          <w:sz w:val="20"/>
+        </w:rPr>
+        <w:t>199.99</w:t>
+      </w:r>
+      <w:r>
+        <w:t xml:space="preserve"> (DECIMAL)</w:t>
       </w:r>
     </w:p>
     <w:p>
-      <w:r/>
       <w:r>
         <w:rPr>
           <w:b/>
         </w:rPr>
         <w:t>SQL:</w:t>
       </w:r>
-      <w:r/>
     </w:p>
     <w:p>
       <w:pPr>
@@ -477,7 +510,6 @@
       </w:r>
     </w:p>
     <w:p>
-      <w:r/>
       <w:r>
         <w:rPr>
           <w:b/>
@@ -485,11 +517,47 @@
         <w:t>Input:</w:t>
       </w:r>
       <w:r>
-        <w:t xml:space="preserve"> `SUBSCRIBED`, `PENDING`, `UNSUBSCRIBED`, `NOT_SUBSCRIBED`</w:t>
+        <w:t xml:space="preserve"> </w:t>
+      </w:r>
+      <w:r>
+        <w:rPr>
+          <w:rFonts w:ascii="Consolas" w:hAnsi="Consolas"/>
+          <w:sz w:val="20"/>
+        </w:rPr>
+        <w:t>SUBSCRIBED</w:t>
+      </w:r>
+      <w:r>
+        <w:t xml:space="preserve">, </w:t>
+      </w:r>
+      <w:r>
+        <w:rPr>
+          <w:rFonts w:ascii="Consolas" w:hAnsi="Consolas"/>
+          <w:sz w:val="20"/>
+        </w:rPr>
+        <w:t>PENDING</w:t>
+      </w:r>
+      <w:r>
+        <w:t xml:space="preserve">, </w:t>
+      </w:r>
+      <w:r>
+        <w:rPr>
+          <w:rFonts w:ascii="Consolas" w:hAnsi="Consolas"/>
+          <w:sz w:val="20"/>
+        </w:rPr>
+        <w:t>UNSUBSCRIBED</w:t>
+      </w:r>
+      <w:r>
+        <w:t xml:space="preserve">, </w:t>
+      </w:r>
+      <w:r>
+        <w:rPr>
+          <w:rFonts w:ascii="Consolas" w:hAnsi="Consolas"/>
+          <w:sz w:val="20"/>
+        </w:rPr>
+        <w:t>NOT_SUBSCRIBED</w:t>
       </w:r>
     </w:p>
     <w:p>
-      <w:r/>
       <w:r>
         <w:rPr>
           <w:b/>
@@ -497,18 +565,33 @@
         <w:t>Output:</w:t>
       </w:r>
       <w:r>
-        <w:t xml:space="preserve"> `TRUE` or `FALSE`</w:t>
+        <w:t xml:space="preserve"> </w:t>
+      </w:r>
+      <w:r>
+        <w:rPr>
+          <w:rFonts w:ascii="Consolas" w:hAnsi="Consolas"/>
+          <w:sz w:val="20"/>
+        </w:rPr>
+        <w:t>TRUE</w:t>
+      </w:r>
+      <w:r>
+        <w:t xml:space="preserve"> or </w:t>
+      </w:r>
+      <w:r>
+        <w:rPr>
+          <w:rFonts w:ascii="Consolas" w:hAnsi="Consolas"/>
+          <w:sz w:val="20"/>
+        </w:rPr>
+        <w:t>FALSE</w:t>
       </w:r>
     </w:p>
     <w:p>
-      <w:r/>
       <w:r>
         <w:rPr>
           <w:b/>
         </w:rPr>
         <w:t>SQL:</w:t>
       </w:r>
-      <w:r/>
     </w:p>
     <w:p>
       <w:pPr>
@@ -547,14 +630,12 @@
       </w:r>
     </w:p>
     <w:p>
-      <w:r/>
       <w:r>
         <w:rPr>
           <w:b/>
         </w:rPr>
         <w:t>SQL:</w:t>
       </w:r>
-      <w:r/>
     </w:p>
     <w:p>
       <w:pPr>
@@ -597,14 +678,12 @@
       </w:r>
     </w:p>
     <w:p>
-      <w:r/>
       <w:r>
         <w:rPr>
           <w:b/>
         </w:rPr>
         <w:t>SQL:</w:t>
       </w:r>
-      <w:r/>
     </w:p>
     <w:p>
       <w:pPr>
@@ -647,14 +726,12 @@
       </w:r>
     </w:p>
     <w:p>
-      <w:r/>
       <w:r>
         <w:rPr>
           <w:b/>
         </w:rPr>
         <w:t>SQL:</w:t>
       </w:r>
-      <w:r/>
     </w:p>
     <w:p>
       <w:pPr>
@@ -699,14 +776,12 @@
       </w:r>
     </w:p>
     <w:p>
-      <w:r/>
       <w:r>
         <w:rPr>
           <w:b/>
         </w:rPr>
         <w:t>SQL:</w:t>
       </w:r>
-      <w:r/>
     </w:p>
     <w:p>
       <w:pPr>
@@ -746,14 +821,12 @@
       </w:r>
     </w:p>
     <w:p>
-      <w:r/>
       <w:r>
         <w:rPr>
           <w:b/>
         </w:rPr>
         <w:t>SQL:</w:t>
       </w:r>
-      <w:r/>
     </w:p>
     <w:p>
       <w:pPr>
@@ -800,7 +873,6 @@
       </w:r>
     </w:p>
     <w:p>
-      <w:r/>
       <w:r>
         <w:rPr>
           <w:b/>
@@ -812,14 +884,12 @@
       </w:r>
     </w:p>
     <w:p>
-      <w:r/>
       <w:r>
         <w:rPr>
           <w:b/>
         </w:rPr>
         <w:t>Input (rows):</w:t>
       </w:r>
-      <w:r/>
     </w:p>
     <w:p>
       <w:pPr>
@@ -840,14 +910,12 @@
       </w:r>
     </w:p>
     <w:p>
-      <w:r/>
       <w:r>
         <w:rPr>
           <w:b/>
         </w:rPr>
         <w:t>Transformation SQL:</w:t>
       </w:r>
-      <w:r/>
     </w:p>
     <w:p>
       <w:pPr>
@@ -892,14 +960,12 @@
       </w:r>
     </w:p>
     <w:p>
-      <w:r/>
       <w:r>
         <w:rPr>
           <w:b/>
         </w:rPr>
         <w:t>Output (columns):</w:t>
       </w:r>
-      <w:r/>
     </w:p>
     <w:p>
       <w:pPr>
@@ -931,7 +997,6 @@
       </w:r>
     </w:p>
     <w:p>
-      <w:r/>
       <w:r>
         <w:rPr>
           <w:b/>
@@ -943,14 +1008,12 @@
       </w:r>
     </w:p>
     <w:p>
-      <w:r/>
       <w:r>
         <w:rPr>
           <w:b/>
         </w:rPr>
         <w:t>Input (rows):</w:t>
       </w:r>
-      <w:r/>
     </w:p>
     <w:p>
       <w:pPr>
@@ -971,14 +1034,12 @@
       </w:r>
     </w:p>
     <w:p>
-      <w:r/>
       <w:r>
         <w:rPr>
           <w:b/>
         </w:rPr>
         <w:t>Transformation SQL:</w:t>
       </w:r>
-      <w:r/>
     </w:p>
     <w:p>
       <w:pPr>
@@ -1011,14 +1072,12 @@
       </w:r>
     </w:p>
     <w:p>
-      <w:r/>
       <w:r>
         <w:rPr>
           <w:b/>
         </w:rPr>
         <w:t>Output (columns):</w:t>
       </w:r>
-      <w:r/>
     </w:p>
     <w:p>
       <w:pPr>
@@ -1050,7 +1109,6 @@
       </w:r>
     </w:p>
     <w:p>
-      <w:r/>
       <w:r>
         <w:rPr>
           <w:b/>
@@ -1062,14 +1120,12 @@
       </w:r>
     </w:p>
     <w:p>
-      <w:r/>
       <w:r>
         <w:rPr>
           <w:b/>
         </w:rPr>
         <w:t>Input (rows):</w:t>
       </w:r>
-      <w:r/>
     </w:p>
     <w:p>
       <w:pPr>
@@ -1090,14 +1146,12 @@
       </w:r>
     </w:p>
     <w:p>
-      <w:r/>
       <w:r>
         <w:rPr>
           <w:b/>
         </w:rPr>
         <w:t>Transformation SQL:</w:t>
       </w:r>
-      <w:r/>
     </w:p>
     <w:p>
       <w:pPr>
@@ -1146,14 +1200,12 @@
       </w:r>
     </w:p>
     <w:p>
-      <w:r/>
       <w:r>
         <w:rPr>
           <w:b/>
         </w:rPr>
         <w:t>Output (columns):</w:t>
       </w:r>
-      <w:r/>
     </w:p>
     <w:p>
       <w:pPr>
@@ -3914,14 +3966,12 @@
       </w:r>
     </w:p>
     <w:p>
-      <w:r/>
       <w:r>
         <w:rPr>
           <w:b/>
         </w:rPr>
         <w:t>Phase 1: Dimensions (no dependencies)</w:t>
       </w:r>
-      <w:r/>
     </w:p>
     <w:p>
       <w:pPr>
@@ -3956,14 +4006,12 @@
       </w:r>
     </w:p>
     <w:p>
-      <w:r/>
       <w:r>
         <w:rPr>
           <w:b/>
         </w:rPr>
         <w:t>Phase 2: Dimensions (with STG dependencies)</w:t>
       </w:r>
-      <w:r/>
     </w:p>
     <w:p>
       <w:pPr>
@@ -3990,14 +4038,12 @@
       </w:r>
     </w:p>
     <w:p>
-      <w:r/>
       <w:r>
         <w:rPr>
           <w:b/>
         </w:rPr>
         <w:t>Phase 3: Facts</w:t>
       </w:r>
-      <w:r/>
     </w:p>
     <w:p>
       <w:pPr>
